--- a/Two-page-resume/FullStackEngineer_Sangameshwar_Melkunde_Resume_09Sept.docx
+++ b/Two-page-resume/FullStackEngineer_Sangameshwar_Melkunde_Resume_09Sept.docx
@@ -44,7 +44,7 @@
                       <wp:inline distT="0" distB="0" distL="0" distR="0" wp14:anchorId="3B059D9D" wp14:editId="0BC5A33F">
                         <wp:extent cx="657860" cy="657860"/>
                         <wp:effectExtent l="0" t="0" r="0" b="0"/>
-                        <wp:docPr id="694469706" name="Picture 3"/>
+                        <wp:docPr id="839537029" name="Picture 3"/>
                         <wp:cNvGraphicFramePr>
                           <a:graphicFrameLocks xmlns:a="http://schemas.openxmlformats.org/drawingml/2006/main" noChangeAspect="1"/>
                         </wp:cNvGraphicFramePr>
@@ -165,7 +165,7 @@
         </w:rPr>
       </w:pPr>
       <w:r>
-        <w:t xml:space="preserve">Pune, Maharashtra-411057 </w:t>
+        <w:t xml:space="preserve">Pune, Maharashtra </w:t>
       </w:r>
       <w:r>
         <w:rPr>
@@ -643,7 +643,7 @@
         <w:t xml:space="preserve">Finance)  </w:t>
       </w:r>
       <w:r>
-        <w:t xml:space="preserve">  </w:t>
+        <w:t xml:space="preserve"> </w:t>
       </w:r>
       <w:r>
         <w:t xml:space="preserve"> </w:t>
@@ -665,13 +665,16 @@
       </w:r>
       <w:r>
         <w:t xml:space="preserve">    </w:t>
+      </w:r>
+      <w:r>
+        <w:t xml:space="preserve">           </w:t>
       </w:r>
       <w:r>
         <w:rPr>
           <w:sz w:val="18"/>
           <w:szCs w:val="18"/>
         </w:rPr>
-        <w:t>September</w:t>
+        <w:t>Sept</w:t>
       </w:r>
       <w:r>
         <w:rPr>
@@ -826,21 +829,12 @@
       <w:r>
         <w:t xml:space="preserve"> for newly launched </w:t>
       </w:r>
-      <w:proofErr w:type="spellStart"/>
-      <w:r>
-        <w:rPr>
-          <w:b/>
-          <w:bCs/>
-        </w:rPr>
-        <w:t>Expact</w:t>
-      </w:r>
-      <w:proofErr w:type="spellEnd"/>
-      <w:r>
-        <w:rPr>
-          <w:b/>
-          <w:bCs/>
-        </w:rPr>
-        <w:t xml:space="preserve"> onboarding and Digital Outreach</w:t>
+      <w:r>
+        <w:rPr>
+          <w:b/>
+          <w:bCs/>
+        </w:rPr>
+        <w:t>Expact onboarding and Digital Outreach</w:t>
       </w:r>
       <w:r>
         <w:t xml:space="preserve"> in ING KYC area</w:t>
@@ -972,21 +966,11 @@
       <w:r>
         <w:t xml:space="preserve"> API calls with </w:t>
       </w:r>
-      <w:proofErr w:type="spellStart"/>
-      <w:r>
-        <w:t>Webflux</w:t>
-      </w:r>
-      <w:proofErr w:type="spellEnd"/>
-      <w:r>
-        <w:t xml:space="preserve"> and </w:t>
-      </w:r>
-      <w:proofErr w:type="spellStart"/>
-      <w:r>
-        <w:t>CompletableFuture</w:t>
-      </w:r>
-      <w:proofErr w:type="spellEnd"/>
-      <w:r>
-        <w:t xml:space="preserve">, leading to a </w:t>
+      <w:r>
+        <w:t xml:space="preserve">Webflux and </w:t>
+      </w:r>
+      <w:r>
+        <w:t xml:space="preserve">CompletableFuture, leading to a </w:t>
       </w:r>
       <w:r>
         <w:rPr>
@@ -1087,6 +1071,55 @@
         <w:jc w:val="both"/>
       </w:pPr>
       <w:r>
+        <w:t xml:space="preserve">Built a </w:t>
+      </w:r>
+      <w:r>
+        <w:rPr>
+          <w:b/>
+          <w:bCs/>
+        </w:rPr>
+        <w:t>high-performance Aggregation</w:t>
+      </w:r>
+      <w:r>
+        <w:t xml:space="preserve"> Service in Banking KYC, consolidating data from </w:t>
+      </w:r>
+      <w:r>
+        <w:rPr>
+          <w:b/>
+          <w:bCs/>
+        </w:rPr>
+        <w:t>10+</w:t>
+      </w:r>
+      <w:r>
+        <w:t xml:space="preserve"> microservices into a single response, </w:t>
+      </w:r>
+      <w:r>
+        <w:rPr>
+          <w:b/>
+          <w:bCs/>
+        </w:rPr>
+        <w:t>reducing client API</w:t>
+      </w:r>
+      <w:r>
+        <w:t xml:space="preserve"> calls by 65% and accelerating end-to-end KYC verification time by 40%, ensuring faster customer onboarding</w:t>
+      </w:r>
+      <w:r>
+        <w:t>.</w:t>
+      </w:r>
+      <w:r>
+        <w:t xml:space="preserve"> </w:t>
+      </w:r>
+    </w:p>
+    <w:p>
+      <w:pPr>
+        <w:numPr>
+          <w:ilvl w:val="0"/>
+          <w:numId w:val="2"/>
+        </w:numPr>
+        <w:ind w:hanging="270"/>
+        <w:jc w:val="both"/>
+      </w:pPr>
+      <w:r>
         <w:t xml:space="preserve">Utilized performance analysis tools such as </w:t>
       </w:r>
       <w:r>
@@ -1319,61 +1352,13 @@
         <w:ind w:hanging="270"/>
       </w:pPr>
       <w:r>
-        <w:t>Developed Spring Batch processes for high-volume event generation, optimizing Kafka pipeline efficiency.</w:t>
-      </w:r>
-    </w:p>
-    <w:p>
-      <w:pPr>
-        <w:numPr>
-          <w:ilvl w:val="0"/>
-          <w:numId w:val="5"/>
-        </w:numPr>
-        <w:spacing w:after="0" w:line="240" w:lineRule="auto"/>
-        <w:ind w:hanging="270"/>
-        <w:jc w:val="both"/>
-      </w:pPr>
-      <w:r>
-        <w:rPr>
-          <w:b/>
-          <w:bCs/>
-        </w:rPr>
-        <w:t>Tech Tools</w:t>
-      </w:r>
-      <w:r>
-        <w:t xml:space="preserve">: </w:t>
-      </w:r>
-      <w:r>
-        <w:t>Microservices</w:t>
-      </w:r>
-      <w:r>
-        <w:t>,</w:t>
-      </w:r>
-      <w:r>
-        <w:t xml:space="preserve"> </w:t>
-      </w:r>
-      <w:r>
-        <w:t>Kafka,</w:t>
-      </w:r>
-      <w:r>
-        <w:t xml:space="preserve"> </w:t>
-      </w:r>
-      <w:r>
-        <w:t>Stream API, ELK, Azure Pipeline, AWS Cloud</w:t>
-      </w:r>
-      <w:r>
-        <w:t>Front, MySQL, Grafana,</w:t>
-      </w:r>
-      <w:r>
-        <w:t xml:space="preserve"> </w:t>
-      </w:r>
-      <w:r>
-        <w:t>S3,</w:t>
-      </w:r>
-      <w:r>
-        <w:t xml:space="preserve"> </w:t>
-      </w:r>
-      <w:r>
-        <w:t>Azure DevOps,</w:t>
+        <w:t>Developed Spring Batch processes for high-volume event generation</w:t>
+      </w:r>
+      <w:r>
+        <w:t xml:space="preserve"> from ETL </w:t>
+      </w:r>
+      <w:r>
+        <w:t>, optimizing Kafka pipeline efficiency.</w:t>
       </w:r>
     </w:p>
     <w:p>
@@ -1670,85 +1655,6 @@
     </w:p>
     <w:p>
       <w:pPr>
-        <w:rPr>
-          <w:bCs/>
-          <w:i/>
-          <w:iCs/>
-          <w:sz w:val="18"/>
-          <w:szCs w:val="18"/>
-        </w:rPr>
-      </w:pPr>
-      <w:r>
-        <w:rPr>
-          <w:b/>
-          <w:bCs/>
-          <w:color w:val="4472C4" w:themeColor="accent1"/>
-        </w:rPr>
-        <w:t>Custom Spring Boot library</w:t>
-      </w:r>
-      <w:r>
-        <w:rPr>
-          <w:color w:val="000000" w:themeColor="text1"/>
-        </w:rPr>
-        <w:t>:</w:t>
-      </w:r>
-      <w:r>
-        <w:rPr>
-          <w:b/>
-          <w:bCs/>
-          <w:color w:val="4472C4" w:themeColor="accent1"/>
-        </w:rPr>
-        <w:t xml:space="preserve"> </w:t>
-      </w:r>
-      <w:r>
-        <w:t xml:space="preserve">Developed and published a </w:t>
-      </w:r>
-      <w:r>
-        <w:rPr>
-          <w:b/>
-          <w:bCs/>
-        </w:rPr>
-        <w:t>custom Spring Boot library</w:t>
-      </w:r>
-      <w:r>
-        <w:t xml:space="preserve"> to Maven </w:t>
-      </w:r>
-      <w:r>
-        <w:t>Central</w:t>
-      </w:r>
-      <w:r>
-        <w:t xml:space="preserve"> </w:t>
-      </w:r>
-      <w:r>
-        <w:t xml:space="preserve"> </w:t>
-      </w:r>
-      <w:r>
-        <w:t xml:space="preserve">                        </w:t>
-      </w:r>
-      <w:hyperlink r:id="rId12" w:history="1">
-        <w:r>
-          <w:rPr>
-            <w:rStyle w:val="Hyperlink"/>
-            <w:i/>
-            <w:iCs/>
-            <w:sz w:val="18"/>
-            <w:szCs w:val="18"/>
-          </w:rPr>
-          <w:t>maven-central-repo.com</w:t>
-        </w:r>
-      </w:hyperlink>
-      <w:r>
-        <w:rPr>
-          <w:rStyle w:val="Hyperlink"/>
-          <w:sz w:val="18"/>
-          <w:szCs w:val="18"/>
-          <w:u w:val="none"/>
-        </w:rPr>
-        <w:t xml:space="preserve">  </w:t>
-      </w:r>
-    </w:p>
-    <w:p>
-      <w:pPr>
         <w:pStyle w:val="Heading1"/>
         <w:spacing w:after="37"/>
         <w:ind w:left="-5"/>
@@ -1936,7 +1842,6 @@
         </w:rPr>
         <w:t>GitHub/</w:t>
       </w:r>
-      <w:proofErr w:type="spellStart"/>
       <w:r>
         <w:rPr>
           <w:b w:val="0"/>
@@ -1948,7 +1853,6 @@
         </w:rPr>
         <w:t>retailbank</w:t>
       </w:r>
-      <w:proofErr w:type="spellEnd"/>
       <w:r>
         <w:rPr>
           <w:b w:val="0"/>
@@ -1977,13 +1881,8 @@
         <w:t>Microservices based application having built using Angular, Spring boot having feature of live chat</w:t>
       </w:r>
       <w:r>
-        <w:t xml:space="preserve"> using </w:t>
-      </w:r>
-      <w:proofErr w:type="spellStart"/>
-      <w:r>
-        <w:t>websocket</w:t>
-      </w:r>
-      <w:proofErr w:type="spellEnd"/>
+        <w:t xml:space="preserve"> using websocket</w:t>
+      </w:r>
       <w:r>
         <w:t xml:space="preserve">, JWT </w:t>
       </w:r>
@@ -2163,7 +2062,7 @@
       <w:r>
         <w:t xml:space="preserve"> </w:t>
       </w:r>
-      <w:hyperlink r:id="rId13" w:history="1">
+      <w:hyperlink r:id="rId12" w:history="1">
         <w:r>
           <w:rPr>
             <w:rStyle w:val="Hyperlink"/>
@@ -2172,20 +2071,8 @@
             <w:sz w:val="18"/>
             <w:szCs w:val="18"/>
           </w:rPr>
-          <w:t>GitHub/</w:t>
+          <w:t>GitHub/retailbank</w:t>
         </w:r>
-        <w:proofErr w:type="spellStart"/>
-        <w:r>
-          <w:rPr>
-            <w:rStyle w:val="Hyperlink"/>
-            <w:b w:val="0"/>
-            <w:bCs/>
-            <w:sz w:val="18"/>
-            <w:szCs w:val="18"/>
-          </w:rPr>
-          <w:t>retailbank</w:t>
-        </w:r>
-        <w:proofErr w:type="spellEnd"/>
       </w:hyperlink>
       <w:r>
         <w:t xml:space="preserve"> </w:t>
@@ -2229,7 +2116,6 @@
       <w:r>
         <w:t xml:space="preserve"> </w:t>
       </w:r>
-      <w:proofErr w:type="spellStart"/>
       <w:r>
         <w:rPr>
           <w:b/>
@@ -2262,7 +2148,6 @@
         </w:rPr>
         <w:t>nfolinePvtLtd</w:t>
       </w:r>
-      <w:proofErr w:type="spellEnd"/>
       <w:r>
         <w:t xml:space="preserve"> Aurangabad.</w:t>
       </w:r>
@@ -2308,15 +2193,7 @@
         <w:t>.</w:t>
       </w:r>
       <w:r>
-        <w:t xml:space="preserve"> having 500+ active users. It has Role- based access control (RBAC): </w:t>
-      </w:r>
-      <w:proofErr w:type="spellStart"/>
-      <w:r>
-        <w:t>SuperAdmin</w:t>
-      </w:r>
-      <w:proofErr w:type="spellEnd"/>
-      <w:r>
-        <w:t>, Admin, Employees, Distributor &amp; Users. (60% my contribution)</w:t>
+        <w:t xml:space="preserve"> having 500+ active users. It has Role- based access control (RBAC): SuperAdmin, Admin, Employees, Distributor &amp; Users. (60% my contribution)</w:t>
       </w:r>
     </w:p>
     <w:p>
@@ -2429,7 +2306,7 @@
       <w:r>
         <w:t xml:space="preserve"> </w:t>
       </w:r>
-      <w:hyperlink r:id="rId14" w:history="1">
+      <w:hyperlink r:id="rId13" w:history="1">
         <w:r>
           <w:rPr>
             <w:rStyle w:val="Hyperlink"/>
@@ -2742,21 +2619,19 @@
         <w:rPr>
           <w:lang w:val="es-ES"/>
         </w:rPr>
-        <w:t xml:space="preserve"> (Core &amp; </w:t>
-      </w:r>
-      <w:proofErr w:type="spellStart"/>
+        <w:t xml:space="preserve"> (Core &amp; Advance), Java 17,</w:t>
+      </w:r>
       <w:r>
         <w:rPr>
           <w:lang w:val="es-ES"/>
         </w:rPr>
-        <w:t>Advance</w:t>
-      </w:r>
-      <w:proofErr w:type="spellEnd"/>
+        <w:t xml:space="preserve"> </w:t>
+      </w:r>
       <w:r>
         <w:rPr>
           <w:lang w:val="es-ES"/>
         </w:rPr>
-        <w:t>), Java 17,</w:t>
+        <w:t>J2EE, Spring Framework, Spring</w:t>
       </w:r>
       <w:r>
         <w:rPr>
@@ -2768,7 +2643,7 @@
         <w:rPr>
           <w:lang w:val="es-ES"/>
         </w:rPr>
-        <w:t>J2EE, Spring Framework, Spring</w:t>
+        <w:t>MVC, Spring</w:t>
       </w:r>
       <w:r>
         <w:rPr>
@@ -2780,7 +2655,7 @@
         <w:rPr>
           <w:lang w:val="es-ES"/>
         </w:rPr>
-        <w:t>MVC, Spring</w:t>
+        <w:t>REST, Spring Boot, Data</w:t>
       </w:r>
       <w:r>
         <w:rPr>
@@ -2792,21 +2667,19 @@
         <w:rPr>
           <w:lang w:val="es-ES"/>
         </w:rPr>
-        <w:t xml:space="preserve">REST, Spring </w:t>
-      </w:r>
-      <w:proofErr w:type="spellStart"/>
+        <w:t>JPA</w:t>
+      </w:r>
       <w:r>
         <w:rPr>
           <w:lang w:val="es-ES"/>
         </w:rPr>
-        <w:t>Boot</w:t>
-      </w:r>
-      <w:proofErr w:type="spellEnd"/>
+        <w:t xml:space="preserve">, Hibernate </w:t>
+      </w:r>
       <w:r>
         <w:rPr>
           <w:lang w:val="es-ES"/>
         </w:rPr>
-        <w:t>, Data</w:t>
+        <w:t xml:space="preserve"> &amp; Spring</w:t>
       </w:r>
       <w:r>
         <w:rPr>
@@ -2818,96 +2691,104 @@
         <w:rPr>
           <w:lang w:val="es-ES"/>
         </w:rPr>
-        <w:t>JPA</w:t>
+        <w:t>Security</w:t>
       </w:r>
       <w:r>
         <w:rPr>
           <w:lang w:val="es-ES"/>
         </w:rPr>
-        <w:t xml:space="preserve">, </w:t>
-      </w:r>
-      <w:proofErr w:type="spellStart"/>
+        <w:t xml:space="preserve"> (OAuth</w:t>
+      </w:r>
       <w:r>
         <w:rPr>
           <w:lang w:val="es-ES"/>
         </w:rPr>
-        <w:t>Hibernate</w:t>
-      </w:r>
-      <w:proofErr w:type="spellEnd"/>
+        <w:t>2, JWT</w:t>
+      </w:r>
       <w:r>
         <w:rPr>
           <w:lang w:val="es-ES"/>
         </w:rPr>
-        <w:t xml:space="preserve"> </w:t>
+        <w:t>)</w:t>
       </w:r>
       <w:r>
         <w:rPr>
           <w:lang w:val="es-ES"/>
         </w:rPr>
-        <w:t xml:space="preserve"> &amp; Spring</w:t>
+        <w:t>,</w:t>
       </w:r>
       <w:r>
         <w:rPr>
           <w:lang w:val="es-ES"/>
         </w:rPr>
-        <w:t xml:space="preserve"> </w:t>
+        <w:t xml:space="preserve"> Spring</w:t>
       </w:r>
       <w:r>
         <w:rPr>
           <w:lang w:val="es-ES"/>
         </w:rPr>
-        <w:t>Security</w:t>
+        <w:t xml:space="preserve"> </w:t>
       </w:r>
       <w:r>
         <w:rPr>
           <w:lang w:val="es-ES"/>
         </w:rPr>
-        <w:t xml:space="preserve"> (OAuth</w:t>
+        <w:t>Cloud (</w:t>
       </w:r>
       <w:r>
         <w:rPr>
           <w:lang w:val="es-ES"/>
         </w:rPr>
-        <w:t>2, JWT</w:t>
+        <w:t>Microservices,</w:t>
       </w:r>
       <w:r>
         <w:rPr>
           <w:lang w:val="es-ES"/>
         </w:rPr>
-        <w:t>)</w:t>
+        <w:t xml:space="preserve"> Config</w:t>
       </w:r>
       <w:r>
         <w:rPr>
           <w:lang w:val="es-ES"/>
         </w:rPr>
+        <w:t xml:space="preserve"> server,Eureka,Zuul/Gateway)</w:t>
+      </w:r>
+      <w:r>
+        <w:rPr>
+          <w:lang w:val="es-ES"/>
+        </w:rPr>
+        <w:t xml:space="preserve"> Okta</w:t>
+      </w:r>
+      <w:r>
+        <w:rPr>
+          <w:lang w:val="es-ES"/>
+        </w:rPr>
         <w:t>,</w:t>
       </w:r>
       <w:r>
         <w:rPr>
           <w:lang w:val="es-ES"/>
         </w:rPr>
-        <w:t xml:space="preserve"> Spring</w:t>
+        <w:t xml:space="preserve"> </w:t>
       </w:r>
       <w:r>
         <w:rPr>
           <w:lang w:val="es-ES"/>
         </w:rPr>
-        <w:t xml:space="preserve"> </w:t>
+        <w:t xml:space="preserve">,Lambda, </w:t>
       </w:r>
       <w:r>
         <w:rPr>
           <w:lang w:val="es-ES"/>
         </w:rPr>
-        <w:t>Cloud (</w:t>
-      </w:r>
-      <w:proofErr w:type="spellStart"/>
+        <w:t>Stream AP</w:t>
+      </w:r>
       <w:r>
         <w:rPr>
           <w:lang w:val="es-ES"/>
         </w:rPr>
-        <w:t>Microservices</w:t>
-      </w:r>
-      <w:proofErr w:type="spellEnd"/>
+        <w:t>I</w:t>
+      </w:r>
       <w:r>
         <w:rPr>
           <w:lang w:val="es-ES"/>
@@ -2920,202 +2801,60 @@
         </w:rPr>
         <w:t xml:space="preserve"> </w:t>
       </w:r>
-      <w:proofErr w:type="spellStart"/>
       <w:r>
         <w:rPr>
           <w:lang w:val="es-ES"/>
         </w:rPr>
-        <w:t>Config</w:t>
-      </w:r>
-      <w:proofErr w:type="spellEnd"/>
+        <w:t>Servlet</w:t>
+      </w:r>
       <w:r>
         <w:rPr>
           <w:lang w:val="es-ES"/>
         </w:rPr>
-        <w:t xml:space="preserve"> </w:t>
-      </w:r>
-      <w:proofErr w:type="spellStart"/>
+        <w:t>,</w:t>
+      </w:r>
       <w:r>
         <w:rPr>
           <w:lang w:val="es-ES"/>
         </w:rPr>
-        <w:t>server,Eureka,Zuul</w:t>
-      </w:r>
-      <w:proofErr w:type="spellEnd"/>
+        <w:t xml:space="preserve"> </w:t>
+      </w:r>
       <w:r>
         <w:rPr>
           <w:lang w:val="es-ES"/>
         </w:rPr>
-        <w:t>/Gateway)</w:t>
+        <w:t>JSP</w:t>
       </w:r>
       <w:r>
         <w:rPr>
           <w:lang w:val="es-ES"/>
         </w:rPr>
-        <w:t xml:space="preserve"> </w:t>
-      </w:r>
-      <w:proofErr w:type="spellStart"/>
+        <w:t>,</w:t>
+      </w:r>
       <w:r>
         <w:rPr>
           <w:lang w:val="es-ES"/>
         </w:rPr>
-        <w:t>Okta</w:t>
-      </w:r>
-      <w:proofErr w:type="spellEnd"/>
+        <w:t xml:space="preserve"> Design patterns, </w:t>
+      </w:r>
       <w:r>
         <w:rPr>
           <w:lang w:val="es-ES"/>
         </w:rPr>
-        <w:t>,</w:t>
+        <w:t>S</w:t>
       </w:r>
       <w:r>
         <w:rPr>
           <w:lang w:val="es-ES"/>
         </w:rPr>
-        <w:t xml:space="preserve"> </w:t>
+        <w:t>olid principls</w:t>
       </w:r>
       <w:r>
         <w:rPr>
           <w:lang w:val="es-ES"/>
         </w:rPr>
-        <w:t xml:space="preserve">,Lambda, </w:t>
-      </w:r>
-      <w:proofErr w:type="spellStart"/>
-      <w:r>
-        <w:rPr>
-          <w:lang w:val="es-ES"/>
-        </w:rPr>
-        <w:t>Stream</w:t>
-      </w:r>
-      <w:proofErr w:type="spellEnd"/>
-      <w:r>
-        <w:rPr>
-          <w:lang w:val="es-ES"/>
-        </w:rPr>
-        <w:t xml:space="preserve"> AP</w:t>
-      </w:r>
-      <w:r>
-        <w:rPr>
-          <w:lang w:val="es-ES"/>
-        </w:rPr>
-        <w:t>I</w:t>
-      </w:r>
-      <w:r>
-        <w:rPr>
-          <w:lang w:val="es-ES"/>
-        </w:rPr>
-        <w:t>,</w:t>
-      </w:r>
-      <w:r>
-        <w:rPr>
-          <w:lang w:val="es-ES"/>
-        </w:rPr>
-        <w:t xml:space="preserve"> </w:t>
-      </w:r>
-      <w:r>
-        <w:rPr>
-          <w:lang w:val="es-ES"/>
-        </w:rPr>
-        <w:t>Servlet</w:t>
-      </w:r>
-      <w:r>
-        <w:rPr>
-          <w:lang w:val="es-ES"/>
-        </w:rPr>
-        <w:t>,</w:t>
-      </w:r>
-      <w:r>
-        <w:rPr>
-          <w:lang w:val="es-ES"/>
-        </w:rPr>
-        <w:t xml:space="preserve"> </w:t>
-      </w:r>
-      <w:r>
-        <w:rPr>
-          <w:lang w:val="es-ES"/>
-        </w:rPr>
-        <w:t>JSP</w:t>
-      </w:r>
-      <w:r>
-        <w:rPr>
-          <w:lang w:val="es-ES"/>
-        </w:rPr>
-        <w:t>,</w:t>
-      </w:r>
-      <w:r>
-        <w:rPr>
-          <w:lang w:val="es-ES"/>
-        </w:rPr>
-        <w:t xml:space="preserve"> </w:t>
-      </w:r>
-      <w:proofErr w:type="spellStart"/>
-      <w:r>
-        <w:rPr>
-          <w:lang w:val="es-ES"/>
-        </w:rPr>
-        <w:t>Design</w:t>
-      </w:r>
-      <w:proofErr w:type="spellEnd"/>
-      <w:r>
-        <w:rPr>
-          <w:lang w:val="es-ES"/>
-        </w:rPr>
-        <w:t xml:space="preserve"> </w:t>
-      </w:r>
-      <w:proofErr w:type="spellStart"/>
-      <w:r>
-        <w:rPr>
-          <w:lang w:val="es-ES"/>
-        </w:rPr>
-        <w:t>patterns</w:t>
-      </w:r>
-      <w:proofErr w:type="spellEnd"/>
-      <w:r>
-        <w:rPr>
-          <w:lang w:val="es-ES"/>
-        </w:rPr>
-        <w:t xml:space="preserve">, </w:t>
-      </w:r>
-      <w:r>
-        <w:rPr>
-          <w:lang w:val="es-ES"/>
-        </w:rPr>
-        <w:t>S</w:t>
-      </w:r>
-      <w:r>
-        <w:rPr>
-          <w:lang w:val="es-ES"/>
-        </w:rPr>
-        <w:t xml:space="preserve">olid </w:t>
-      </w:r>
-      <w:proofErr w:type="spellStart"/>
-      <w:r>
-        <w:rPr>
-          <w:lang w:val="es-ES"/>
-        </w:rPr>
-        <w:t>principls</w:t>
-      </w:r>
-      <w:r>
-        <w:rPr>
-          <w:lang w:val="es-ES"/>
-        </w:rPr>
-        <w:t>,REST</w:t>
-      </w:r>
-      <w:proofErr w:type="spellEnd"/>
-      <w:r>
-        <w:rPr>
-          <w:lang w:val="es-ES"/>
-        </w:rPr>
-        <w:t xml:space="preserve"> API, </w:t>
-      </w:r>
-      <w:proofErr w:type="spellStart"/>
-      <w:r>
-        <w:rPr>
-          <w:lang w:val="es-ES"/>
-        </w:rPr>
-        <w:t>GraphQL</w:t>
-      </w:r>
-      <w:proofErr w:type="spellEnd"/>
+        <w:t>,REST API, GraphQL</w:t>
+      </w:r>
     </w:p>
     <w:p>
       <w:pPr>
@@ -3196,15 +2935,7 @@
         <w:t>2E, Integration testing,</w:t>
       </w:r>
       <w:r>
-        <w:t xml:space="preserve"> </w:t>
-      </w:r>
-      <w:proofErr w:type="spellStart"/>
-      <w:r>
-        <w:t>WireMock</w:t>
-      </w:r>
-      <w:proofErr w:type="spellEnd"/>
-      <w:r>
-        <w:t xml:space="preserve">, </w:t>
+        <w:t xml:space="preserve"> WireMock, </w:t>
       </w:r>
       <w:r>
         <w:t>API testing(</w:t>
@@ -3541,23 +3272,10 @@
         <w:t>Continuous Integration and Delivery</w:t>
       </w:r>
       <w:r>
-        <w:t xml:space="preserve">: Jenkin, CICD Azure DevOps, Helm, OpenShift, </w:t>
-      </w:r>
-      <w:proofErr w:type="spellStart"/>
-      <w:r>
-        <w:t>redhat</w:t>
-      </w:r>
-      <w:proofErr w:type="spellEnd"/>
-      <w:r>
-        <w:t xml:space="preserve">, </w:t>
-      </w:r>
-      <w:proofErr w:type="spellStart"/>
-      <w:r>
-        <w:t>Github</w:t>
-      </w:r>
-      <w:proofErr w:type="spellEnd"/>
-      <w:r>
-        <w:t xml:space="preserve"> action</w:t>
+        <w:t>: Jenkin, CICD Azure DevOps, Helm, OpenShift, redhat</w:t>
+      </w:r>
+      <w:r>
+        <w:t>, Github action</w:t>
       </w:r>
     </w:p>
     <w:p>
@@ -3586,32 +3304,11 @@
         <w:t>Code Quality and Security</w:t>
       </w:r>
       <w:r>
-        <w:t xml:space="preserve">: SonarQube, </w:t>
-      </w:r>
-      <w:proofErr w:type="spellStart"/>
-      <w:r>
-        <w:t>SonarLit</w:t>
-      </w:r>
-      <w:proofErr w:type="spellEnd"/>
-      <w:r>
-        <w:t>, Veracode,</w:t>
-      </w:r>
-      <w:r>
-        <w:t xml:space="preserve"> </w:t>
-      </w:r>
-      <w:proofErr w:type="spellStart"/>
-      <w:r>
-        <w:t>Checkmarx</w:t>
-      </w:r>
-      <w:proofErr w:type="spellEnd"/>
-      <w:r>
-        <w:t xml:space="preserve">, </w:t>
-      </w:r>
-      <w:proofErr w:type="spellStart"/>
-      <w:r>
-        <w:t>synk</w:t>
-      </w:r>
-      <w:proofErr w:type="spellEnd"/>
+        <w:t>: SonarQube, SonarLit, Veracode,</w:t>
+      </w:r>
+      <w:r>
+        <w:t xml:space="preserve"> Checkmarx, synk</w:t>
+      </w:r>
     </w:p>
     <w:p>
       <w:pPr>
@@ -3892,13 +3589,16 @@
         <w:t xml:space="preserve">          </w:t>
       </w:r>
       <w:r>
-        <w:rPr>
-          <w:b w:val="0"/>
-          <w:bCs/>
-          <w:i/>
-          <w:iCs/>
-        </w:rPr>
-        <w:t>January</w:t>
+        <w:t xml:space="preserve">       </w:t>
+      </w:r>
+      <w:r>
+        <w:rPr>
+          <w:b w:val="0"/>
+          <w:bCs/>
+          <w:i/>
+          <w:iCs/>
+        </w:rPr>
+        <w:t>Jan</w:t>
       </w:r>
       <w:r>
         <w:rPr>
@@ -4255,7 +3955,6 @@
         </w:rPr>
         <w:t xml:space="preserve"> </w:t>
       </w:r>
-      <w:proofErr w:type="spellStart"/>
       <w:r>
         <w:rPr>
           <w:b w:val="0"/>
@@ -4267,7 +3966,6 @@
         </w:rPr>
         <w:t>codeCommit</w:t>
       </w:r>
-      <w:proofErr w:type="spellEnd"/>
       <w:r>
         <w:t xml:space="preserve">                  </w:t>
       </w:r>
@@ -4280,7 +3978,7 @@
       <w:r>
         <w:t xml:space="preserve"> </w:t>
       </w:r>
-      <w:hyperlink r:id="rId15" w:history="1">
+      <w:hyperlink r:id="rId14" w:history="1">
         <w:r>
           <w:rPr>
             <w:rStyle w:val="Hyperlink"/>
@@ -4478,7 +4176,7 @@
       <w:r>
         <w:t xml:space="preserve">     </w:t>
       </w:r>
-      <w:hyperlink r:id="rId16" w:history="1">
+      <w:hyperlink r:id="rId15" w:history="1">
         <w:r>
           <w:rPr>
             <w:rStyle w:val="Hyperlink"/>
@@ -4538,7 +4236,7 @@
       <w:r>
         <w:t xml:space="preserve">       </w:t>
       </w:r>
-      <w:hyperlink r:id="rId17" w:history="1">
+      <w:hyperlink r:id="rId16" w:history="1">
         <w:r>
           <w:rPr>
             <w:rStyle w:val="Hyperlink"/>
@@ -4639,7 +4337,7 @@
         </w:rPr>
         <w:t xml:space="preserve">  </w:t>
       </w:r>
-      <w:hyperlink r:id="rId18" w:history="1">
+      <w:hyperlink r:id="rId17" w:history="1">
         <w:r>
           <w:rPr>
             <w:rStyle w:val="Hyperlink"/>
@@ -4718,7 +4416,7 @@
         </w:rPr>
         <w:t xml:space="preserve">       </w:t>
       </w:r>
-      <w:hyperlink r:id="rId19" w:history="1">
+      <w:hyperlink r:id="rId18" w:history="1">
         <w:r>
           <w:rPr>
             <w:rStyle w:val="Hyperlink"/>
@@ -4781,7 +4479,7 @@
       <w:r>
         <w:t xml:space="preserve">                                                                              </w:t>
       </w:r>
-      <w:hyperlink r:id="rId20" w:history="1">
+      <w:hyperlink r:id="rId19" w:history="1">
         <w:r>
           <w:rPr>
             <w:rStyle w:val="Hyperlink"/>
@@ -5336,10 +5034,30 @@
           <w:bCs/>
           <w:i/>
           <w:iCs/>
+        </w:rPr>
+        <w:t xml:space="preserve">         </w:t>
+      </w:r>
+      <w:r>
+        <w:rPr>
+          <w:b w:val="0"/>
+          <w:bCs/>
+          <w:i/>
+          <w:iCs/>
           <w:sz w:val="18"/>
           <w:szCs w:val="18"/>
         </w:rPr>
-        <w:t>September</w:t>
+        <w:t>Sep</w:t>
+      </w:r>
+      <w:r>
+        <w:rPr>
+          <w:b w:val="0"/>
+          <w:bCs/>
+          <w:i/>
+          <w:iCs/>
+          <w:sz w:val="18"/>
+          <w:szCs w:val="18"/>
+        </w:rPr>
+        <w:t>t</w:t>
       </w:r>
       <w:r>
         <w:rPr>
@@ -5493,11 +5211,14 @@
         <w:t xml:space="preserve">   </w:t>
       </w:r>
       <w:r>
-        <w:rPr>
-          <w:i/>
-          <w:iCs/>
-        </w:rPr>
-        <w:t>August</w:t>
+        <w:t xml:space="preserve">   </w:t>
+      </w:r>
+      <w:r>
+        <w:rPr>
+          <w:i/>
+          <w:iCs/>
+        </w:rPr>
+        <w:t>Augt</w:t>
       </w:r>
       <w:r>
         <w:rPr>
